--- a/Website Documentation.docx
+++ b/Website Documentation.docx
@@ -141,13 +141,47 @@
         <w:rPr>
           <w:lang w:val="en-US"/>
         </w:rPr>
-        <w:t>. It will aim to sell them internationally</w:t>
-      </w:r>
-      <w:r>
-        <w:rPr>
-          <w:lang w:val="en-US"/>
-        </w:rPr>
         <w:t>.</w:t>
+      </w:r>
+      <w:r>
+        <w:rPr>
+          <w:lang w:val="en-US"/>
+        </w:rPr>
+        <w:t xml:space="preserve"> </w:t>
+      </w:r>
+      <w:r>
+        <w:rPr>
+          <w:lang w:val="en-US"/>
+        </w:rPr>
+        <w:t>It will aim to sell them internationally</w:t>
+      </w:r>
+      <w:r>
+        <w:rPr>
+          <w:lang w:val="en-US"/>
+        </w:rPr>
+        <w:t>.</w:t>
+      </w:r>
+    </w:p>
+    <w:p>
+      <w:pPr>
+        <w:pStyle w:val="ListParagraph"/>
+        <w:rPr>
+          <w:lang w:val="en-US"/>
+        </w:rPr>
+      </w:pPr>
+    </w:p>
+    <w:p>
+      <w:pPr>
+        <w:pStyle w:val="ListParagraph"/>
+        <w:rPr>
+          <w:lang w:val="en-US"/>
+        </w:rPr>
+      </w:pPr>
+      <w:r>
+        <w:rPr>
+          <w:lang w:val="en-US"/>
+        </w:rPr>
+        <w:t>Another goal that the website needs to achieve is to be able to educate users on the brand’s sword making history and it’s founding</w:t>
       </w:r>
     </w:p>
     <w:p>
@@ -173,8 +207,116 @@
         <w:rPr>
           <w:lang w:val="en-US"/>
         </w:rPr>
-        <w:t xml:space="preserve">The target audience will be martial arts practitioners, collectors, </w:t>
-      </w:r>
+        <w:t>The target audience will be</w:t>
+      </w:r>
+      <w:r>
+        <w:rPr>
+          <w:lang w:val="en-US"/>
+        </w:rPr>
+        <w:t>:</w:t>
+      </w:r>
+    </w:p>
+    <w:p>
+      <w:pPr>
+        <w:pStyle w:val="ListParagraph"/>
+        <w:rPr>
+          <w:lang w:val="en-US"/>
+        </w:rPr>
+      </w:pPr>
+    </w:p>
+    <w:p>
+      <w:pPr>
+        <w:pStyle w:val="ListParagraph"/>
+        <w:rPr>
+          <w:lang w:val="en-US"/>
+        </w:rPr>
+      </w:pPr>
+      <w:r>
+        <w:rPr>
+          <w:lang w:val="en-US"/>
+        </w:rPr>
+        <w:t xml:space="preserve"> </w:t>
+      </w:r>
+      <w:r>
+        <w:rPr>
+          <w:lang w:val="en-US"/>
+        </w:rPr>
+        <w:t>M</w:t>
+      </w:r>
+      <w:r>
+        <w:rPr>
+          <w:lang w:val="en-US"/>
+        </w:rPr>
+        <w:t>artial arts practitioners</w:t>
+      </w:r>
+    </w:p>
+    <w:p>
+      <w:pPr>
+        <w:pStyle w:val="ListParagraph"/>
+        <w:numPr>
+          <w:ilvl w:val="0"/>
+          <w:numId w:val="5"/>
+        </w:numPr>
+        <w:rPr>
+          <w:lang w:val="en-US"/>
+        </w:rPr>
+      </w:pPr>
+      <w:r>
+        <w:rPr>
+          <w:lang w:val="en-US"/>
+        </w:rPr>
+        <w:t>Usually older adults (30 to 50)</w:t>
+      </w:r>
+    </w:p>
+    <w:p>
+      <w:pPr>
+        <w:pStyle w:val="ListParagraph"/>
+        <w:numPr>
+          <w:ilvl w:val="0"/>
+          <w:numId w:val="5"/>
+        </w:numPr>
+        <w:rPr>
+          <w:lang w:val="en-US"/>
+        </w:rPr>
+      </w:pPr>
+    </w:p>
+    <w:p>
+      <w:pPr>
+        <w:pStyle w:val="ListParagraph"/>
+        <w:rPr>
+          <w:lang w:val="en-US"/>
+        </w:rPr>
+      </w:pPr>
+    </w:p>
+    <w:p>
+      <w:pPr>
+        <w:pStyle w:val="ListParagraph"/>
+        <w:rPr>
+          <w:lang w:val="en-US"/>
+        </w:rPr>
+      </w:pPr>
+      <w:r>
+        <w:rPr>
+          <w:lang w:val="en-US"/>
+        </w:rPr>
+        <w:t>collectors</w:t>
+      </w:r>
+    </w:p>
+    <w:p>
+      <w:pPr>
+        <w:pStyle w:val="ListParagraph"/>
+        <w:rPr>
+          <w:lang w:val="en-US"/>
+        </w:rPr>
+      </w:pPr>
+    </w:p>
+    <w:p>
+      <w:pPr>
+        <w:pStyle w:val="ListParagraph"/>
+        <w:rPr>
+          <w:lang w:val="en-US"/>
+        </w:rPr>
+      </w:pPr>
       <w:r>
         <w:rPr>
           <w:lang w:val="en-US"/>
@@ -185,21 +327,7 @@
         <w:rPr>
           <w:lang w:val="en-US"/>
         </w:rPr>
-        <w:t xml:space="preserve">people who want swords for decorative reasons. The age demographic is anyone from the age of 18 and upwards who </w:t>
-      </w:r>
-      <w:proofErr w:type="gramStart"/>
-      <w:r>
-        <w:rPr>
-          <w:lang w:val="en-US"/>
-        </w:rPr>
-        <w:t>are able to</w:t>
-      </w:r>
-      <w:proofErr w:type="gramEnd"/>
-      <w:r>
-        <w:rPr>
-          <w:lang w:val="en-US"/>
-        </w:rPr>
-        <w:t xml:space="preserve"> make online transactions.</w:t>
+        <w:t>people who want swords for decorative reasons. The age demographic is anyone from the age of 18 and upwards who are able to make online transactions.</w:t>
       </w:r>
     </w:p>
     <w:p>
@@ -279,7 +407,7 @@
         <w:rPr>
           <w:lang w:val="en-US"/>
         </w:rPr>
-        <w:t>There need to be high quality photos to showcase the swords, including various angles and close-ups.</w:t>
+        <w:t>There need to be high quality photos to showcase the swords.</w:t>
       </w:r>
     </w:p>
     <w:p>
@@ -432,7 +560,7 @@
         <w:pStyle w:val="ListParagraph"/>
         <w:numPr>
           <w:ilvl w:val="0"/>
-          <w:numId w:val="4"/>
+          <w:numId w:val="5"/>
         </w:numPr>
         <w:rPr>
           <w:lang w:val="en-US"/>
@@ -442,7 +570,25 @@
         <w:rPr>
           <w:lang w:val="en-US"/>
         </w:rPr>
-        <w:t>Live Server Preview</w:t>
+        <w:t>I used visual studio code as the main application to create the code for the website structure</w:t>
+      </w:r>
+      <w:r>
+        <w:rPr>
+          <w:lang w:val="en-US"/>
+        </w:rPr>
+        <w:t xml:space="preserve"> and </w:t>
+      </w:r>
+      <w:r>
+        <w:rPr>
+          <w:lang w:val="en-US"/>
+        </w:rPr>
+        <w:t>its</w:t>
+      </w:r>
+      <w:r>
+        <w:rPr>
+          <w:lang w:val="en-US"/>
+        </w:rPr>
+        <w:t xml:space="preserve"> pages</w:t>
       </w:r>
     </w:p>
     <w:p>
@@ -460,8 +606,20 @@
         <w:rPr>
           <w:lang w:val="en-US"/>
         </w:rPr>
-        <w:t>Photoshop</w:t>
-      </w:r>
+        <w:t>Live Server Preview</w:t>
+      </w:r>
+    </w:p>
+    <w:p>
+      <w:pPr>
+        <w:pStyle w:val="ListParagraph"/>
+        <w:numPr>
+          <w:ilvl w:val="0"/>
+          <w:numId w:val="5"/>
+        </w:numPr>
+        <w:rPr>
+          <w:lang w:val="en-US"/>
+        </w:rPr>
+      </w:pPr>
     </w:p>
     <w:p>
       <w:pPr>
@@ -478,7 +636,53 @@
         <w:rPr>
           <w:lang w:val="en-US"/>
         </w:rPr>
+        <w:t>Photoshop</w:t>
+      </w:r>
+    </w:p>
+    <w:p>
+      <w:pPr>
+        <w:pStyle w:val="ListParagraph"/>
+        <w:rPr>
+          <w:lang w:val="en-US"/>
+        </w:rPr>
+      </w:pPr>
+      <w:r>
+        <w:rPr>
+          <w:lang w:val="en-US"/>
+        </w:rPr>
+        <w:t>-</w:t>
+      </w:r>
+    </w:p>
+    <w:p>
+      <w:pPr>
+        <w:pStyle w:val="ListParagraph"/>
+        <w:numPr>
+          <w:ilvl w:val="0"/>
+          <w:numId w:val="4"/>
+        </w:numPr>
+        <w:rPr>
+          <w:lang w:val="en-US"/>
+        </w:rPr>
+      </w:pPr>
+      <w:r>
+        <w:rPr>
+          <w:lang w:val="en-US"/>
+        </w:rPr>
         <w:t>Bootstrap</w:t>
+      </w:r>
+    </w:p>
+    <w:p>
+      <w:pPr>
+        <w:pStyle w:val="ListParagraph"/>
+        <w:rPr>
+          <w:lang w:val="en-US"/>
+        </w:rPr>
+      </w:pPr>
+      <w:r>
+        <w:rPr>
+          <w:lang w:val="en-US"/>
+        </w:rPr>
+        <w:t>-</w:t>
       </w:r>
     </w:p>
     <w:p>
@@ -515,6 +719,118 @@
 <file path=word/numbering.xml><?xml version="1.0" encoding="utf-8"?>
 <w:numbering xmlns:wpc="http://schemas.microsoft.com/office/word/2010/wordprocessingCanvas" xmlns:cx="http://schemas.microsoft.com/office/drawing/2014/chartex" xmlns:cx1="http://schemas.microsoft.com/office/drawing/2015/9/8/chartex" xmlns:cx2="http://schemas.microsoft.com/office/drawing/2015/10/21/chartex" xmlns:cx3="http://schemas.microsoft.com/office/drawing/2016/5/9/chartex" xmlns:cx4="http://schemas.microsoft.com/office/drawing/2016/5/10/chartex" xmlns:cx5="http://schemas.microsoft.com/office/drawing/2016/5/11/chartex" xmlns:cx6="http://schemas.microsoft.com/office/drawing/2016/5/12/chartex" xmlns:cx7="http://schemas.microsoft.com/office/drawing/2016/5/13/chartex" xmlns:cx8="http://schemas.microsoft.com/office/drawing/2016/5/14/chartex" xmlns:mc="http://schemas.openxmlformats.org/markup-compatibility/2006" xmlns:aink="http://schemas.microsoft.com/office/drawing/2016/ink" xmlns:am3d="http://schemas.microsoft.com/office/drawing/2017/model3d" xmlns:o="urn:schemas-microsoft-com:office:office" xmlns:oel="http://schemas.microsoft.com/office/2019/extlst" xmlns:r="http://schemas.openxmlformats.org/officeDocument/2006/relationships" xmlns:m="http://schemas.openxmlformats.org/officeDocument/2006/math" xmlns:v="urn:schemas-microsoft-com:vml" xmlns:wp14="http://schemas.microsoft.com/office/word/2010/wordprocessingDrawing" xmlns:wp="http://schemas.openxmlformats.org/drawingml/2006/wordprocessingDrawing" xmlns:w10="urn:schemas-microsoft-com:office:word" xmlns:w="http://schemas.openxmlformats.org/wordprocessingml/2006/main" xmlns:w14="http://schemas.microsoft.com/office/word/2010/wordml" xmlns:w15="http://schemas.microsoft.com/office/word/2012/wordml" xmlns:w16cex="http://schemas.microsoft.com/office/word/2018/wordml/cex" xmlns:w16cid="http://schemas.microsoft.com/office/word/2016/wordml/cid" xmlns:w16="http://schemas.microsoft.com/office/word/2018/wordml" xmlns:w16du="http://schemas.microsoft.com/office/word/2023/wordml/word16du" xmlns:w16sdtdh="http://schemas.microsoft.com/office/word/2020/wordml/sdtdatahash" xmlns:w16sdtfl="http://schemas.microsoft.com/office/word/2024/wordml/sdtformatlock" xmlns:w16se="http://schemas.microsoft.com/office/word/2015/wordml/symex" xmlns:wpg="http://schemas.microsoft.com/office/word/2010/wordprocessingGroup" xmlns:wpi="http://schemas.microsoft.com/office/word/2010/wordprocessingInk" xmlns:wne="http://schemas.microsoft.com/office/word/2006/wordml" xmlns:wps="http://schemas.microsoft.com/office/word/2010/wordprocessingShape" mc:Ignorable="w14 w15 w16se w16cid w16 w16cex w16sdtdh w16sdtfl w16du wp14">
   <w:abstractNum w:abstractNumId="0" w15:restartNumberingAfterBreak="0">
+    <w:nsid w:val="09D20193"/>
+    <w:multiLevelType w:val="hybridMultilevel"/>
+    <w:tmpl w:val="7E2E0B9C"/>
+    <w:lvl w:ilvl="0" w:tplc="B100C170">
+      <w:numFmt w:val="bullet"/>
+      <w:lvlText w:val="-"/>
+      <w:lvlJc w:val="left"/>
+      <w:pPr>
+        <w:ind w:left="1080" w:hanging="360"/>
+      </w:pPr>
+      <w:rPr>
+        <w:rFonts w:ascii="Aptos" w:eastAsiaTheme="minorHAnsi" w:hAnsi="Aptos" w:cstheme="minorBidi" w:hint="default"/>
+      </w:rPr>
+    </w:lvl>
+    <w:lvl w:ilvl="1" w:tplc="20000003" w:tentative="1">
+      <w:start w:val="1"/>
+      <w:numFmt w:val="bullet"/>
+      <w:lvlText w:val="o"/>
+      <w:lvlJc w:val="left"/>
+      <w:pPr>
+        <w:ind w:left="1800" w:hanging="360"/>
+      </w:pPr>
+      <w:rPr>
+        <w:rFonts w:ascii="Courier New" w:hAnsi="Courier New" w:cs="Courier New" w:hint="default"/>
+      </w:rPr>
+    </w:lvl>
+    <w:lvl w:ilvl="2" w:tplc="20000005" w:tentative="1">
+      <w:start w:val="1"/>
+      <w:numFmt w:val="bullet"/>
+      <w:lvlText w:val=""/>
+      <w:lvlJc w:val="left"/>
+      <w:pPr>
+        <w:ind w:left="2520" w:hanging="360"/>
+      </w:pPr>
+      <w:rPr>
+        <w:rFonts w:ascii="Wingdings" w:hAnsi="Wingdings" w:hint="default"/>
+      </w:rPr>
+    </w:lvl>
+    <w:lvl w:ilvl="3" w:tplc="20000001" w:tentative="1">
+      <w:start w:val="1"/>
+      <w:numFmt w:val="bullet"/>
+      <w:lvlText w:val=""/>
+      <w:lvlJc w:val="left"/>
+      <w:pPr>
+        <w:ind w:left="3240" w:hanging="360"/>
+      </w:pPr>
+      <w:rPr>
+        <w:rFonts w:ascii="Symbol" w:hAnsi="Symbol" w:hint="default"/>
+      </w:rPr>
+    </w:lvl>
+    <w:lvl w:ilvl="4" w:tplc="20000003" w:tentative="1">
+      <w:start w:val="1"/>
+      <w:numFmt w:val="bullet"/>
+      <w:lvlText w:val="o"/>
+      <w:lvlJc w:val="left"/>
+      <w:pPr>
+        <w:ind w:left="3960" w:hanging="360"/>
+      </w:pPr>
+      <w:rPr>
+        <w:rFonts w:ascii="Courier New" w:hAnsi="Courier New" w:cs="Courier New" w:hint="default"/>
+      </w:rPr>
+    </w:lvl>
+    <w:lvl w:ilvl="5" w:tplc="20000005" w:tentative="1">
+      <w:start w:val="1"/>
+      <w:numFmt w:val="bullet"/>
+      <w:lvlText w:val=""/>
+      <w:lvlJc w:val="left"/>
+      <w:pPr>
+        <w:ind w:left="4680" w:hanging="360"/>
+      </w:pPr>
+      <w:rPr>
+        <w:rFonts w:ascii="Wingdings" w:hAnsi="Wingdings" w:hint="default"/>
+      </w:rPr>
+    </w:lvl>
+    <w:lvl w:ilvl="6" w:tplc="20000001" w:tentative="1">
+      <w:start w:val="1"/>
+      <w:numFmt w:val="bullet"/>
+      <w:lvlText w:val=""/>
+      <w:lvlJc w:val="left"/>
+      <w:pPr>
+        <w:ind w:left="5400" w:hanging="360"/>
+      </w:pPr>
+      <w:rPr>
+        <w:rFonts w:ascii="Symbol" w:hAnsi="Symbol" w:hint="default"/>
+      </w:rPr>
+    </w:lvl>
+    <w:lvl w:ilvl="7" w:tplc="20000003" w:tentative="1">
+      <w:start w:val="1"/>
+      <w:numFmt w:val="bullet"/>
+      <w:lvlText w:val="o"/>
+      <w:lvlJc w:val="left"/>
+      <w:pPr>
+        <w:ind w:left="6120" w:hanging="360"/>
+      </w:pPr>
+      <w:rPr>
+        <w:rFonts w:ascii="Courier New" w:hAnsi="Courier New" w:cs="Courier New" w:hint="default"/>
+      </w:rPr>
+    </w:lvl>
+    <w:lvl w:ilvl="8" w:tplc="20000005" w:tentative="1">
+      <w:start w:val="1"/>
+      <w:numFmt w:val="bullet"/>
+      <w:lvlText w:val=""/>
+      <w:lvlJc w:val="left"/>
+      <w:pPr>
+        <w:ind w:left="6840" w:hanging="360"/>
+      </w:pPr>
+      <w:rPr>
+        <w:rFonts w:ascii="Wingdings" w:hAnsi="Wingdings" w:hint="default"/>
+      </w:rPr>
+    </w:lvl>
+  </w:abstractNum>
+  <w:abstractNum w:abstractNumId="1" w15:restartNumberingAfterBreak="0">
     <w:nsid w:val="1F3F6C60"/>
     <w:multiLevelType w:val="hybridMultilevel"/>
     <w:tmpl w:val="9BEAD63A"/>
@@ -603,7 +919,7 @@
       </w:pPr>
     </w:lvl>
   </w:abstractNum>
-  <w:abstractNum w:abstractNumId="1" w15:restartNumberingAfterBreak="0">
+  <w:abstractNum w:abstractNumId="2" w15:restartNumberingAfterBreak="0">
     <w:nsid w:val="2E9A7910"/>
     <w:multiLevelType w:val="hybridMultilevel"/>
     <w:tmpl w:val="8FAAD7B0"/>
@@ -692,7 +1008,7 @@
       </w:pPr>
     </w:lvl>
   </w:abstractNum>
-  <w:abstractNum w:abstractNumId="2" w15:restartNumberingAfterBreak="0">
+  <w:abstractNum w:abstractNumId="3" w15:restartNumberingAfterBreak="0">
     <w:nsid w:val="51A03E1F"/>
     <w:multiLevelType w:val="hybridMultilevel"/>
     <w:tmpl w:val="101C6EE0"/>
@@ -781,7 +1097,7 @@
       </w:pPr>
     </w:lvl>
   </w:abstractNum>
-  <w:abstractNum w:abstractNumId="3" w15:restartNumberingAfterBreak="0">
+  <w:abstractNum w:abstractNumId="4" w15:restartNumberingAfterBreak="0">
     <w:nsid w:val="751F67DE"/>
     <w:multiLevelType w:val="hybridMultilevel"/>
     <w:tmpl w:val="414EDD52"/>
@@ -871,16 +1187,19 @@
     </w:lvl>
   </w:abstractNum>
   <w:num w:numId="1" w16cid:durableId="821625229">
-    <w:abstractNumId w:val="0"/>
+    <w:abstractNumId w:val="1"/>
   </w:num>
   <w:num w:numId="2" w16cid:durableId="631713451">
+    <w:abstractNumId w:val="3"/>
+  </w:num>
+  <w:num w:numId="3" w16cid:durableId="870075428">
     <w:abstractNumId w:val="2"/>
   </w:num>
-  <w:num w:numId="3" w16cid:durableId="870075428">
-    <w:abstractNumId w:val="1"/>
+  <w:num w:numId="4" w16cid:durableId="456072451">
+    <w:abstractNumId w:val="4"/>
   </w:num>
-  <w:num w:numId="4" w16cid:durableId="456072451">
-    <w:abstractNumId w:val="3"/>
+  <w:num w:numId="5" w16cid:durableId="1634097867">
+    <w:abstractNumId w:val="0"/>
   </w:num>
 </w:numbering>
 </file>

--- a/Website Documentation.docx
+++ b/Website Documentation.docx
@@ -265,7 +265,37 @@
         <w:rPr>
           <w:lang w:val="en-US"/>
         </w:rPr>
-        <w:t>Usually older adults (30 to 50)</w:t>
+        <w:t>O</w:t>
+      </w:r>
+      <w:r>
+        <w:rPr>
+          <w:lang w:val="en-US"/>
+        </w:rPr>
+        <w:t>lder adults (</w:t>
+      </w:r>
+      <w:r>
+        <w:rPr>
+          <w:lang w:val="en-US"/>
+        </w:rPr>
+        <w:t xml:space="preserve">usually </w:t>
+      </w:r>
+      <w:r>
+        <w:rPr>
+          <w:lang w:val="en-US"/>
+        </w:rPr>
+        <w:t>30 to 50</w:t>
+      </w:r>
+      <w:r>
+        <w:rPr>
+          <w:lang w:val="en-US"/>
+        </w:rPr>
+        <w:t>+</w:t>
+      </w:r>
+      <w:r>
+        <w:rPr>
+          <w:lang w:val="en-US"/>
+        </w:rPr>
+        <w:t>)</w:t>
       </w:r>
     </w:p>
     <w:p>
@@ -279,6 +309,12 @@
           <w:lang w:val="en-US"/>
         </w:rPr>
       </w:pPr>
+      <w:r>
+        <w:rPr>
+          <w:lang w:val="en-US"/>
+        </w:rPr>
+        <w:t>Low to decent technical aptitude</w:t>
+      </w:r>
     </w:p>
     <w:p>
       <w:pPr>
@@ -299,35 +335,77 @@
         <w:rPr>
           <w:lang w:val="en-US"/>
         </w:rPr>
-        <w:t>collectors</w:t>
+        <w:t>C</w:t>
+      </w:r>
+      <w:r>
+        <w:rPr>
+          <w:lang w:val="en-US"/>
+        </w:rPr>
+        <w:t>ollect</w:t>
+      </w:r>
+      <w:r>
+        <w:rPr>
+          <w:lang w:val="en-US"/>
+        </w:rPr>
+        <w:t>ors (Aesthetic Purposes)</w:t>
       </w:r>
     </w:p>
     <w:p>
       <w:pPr>
         <w:pStyle w:val="ListParagraph"/>
-        <w:rPr>
-          <w:lang w:val="en-US"/>
-        </w:rPr>
-      </w:pPr>
+        <w:numPr>
+          <w:ilvl w:val="0"/>
+          <w:numId w:val="5"/>
+        </w:numPr>
+        <w:rPr>
+          <w:lang w:val="en-US"/>
+        </w:rPr>
+      </w:pPr>
+      <w:r>
+        <w:rPr>
+          <w:lang w:val="en-US"/>
+        </w:rPr>
+        <w:t>Younger adults and older adults (usually 18 to 50+)</w:t>
+      </w:r>
     </w:p>
     <w:p>
       <w:pPr>
         <w:pStyle w:val="ListParagraph"/>
-        <w:rPr>
-          <w:lang w:val="en-US"/>
-        </w:rPr>
-      </w:pPr>
-      <w:r>
-        <w:rPr>
-          <w:lang w:val="en-US"/>
-        </w:rPr>
-        <w:t xml:space="preserve">and </w:t>
-      </w:r>
-      <w:r>
-        <w:rPr>
-          <w:lang w:val="en-US"/>
-        </w:rPr>
-        <w:t>people who want swords for decorative reasons. The age demographic is anyone from the age of 18 and upwards who are able to make online transactions.</w:t>
+        <w:numPr>
+          <w:ilvl w:val="0"/>
+          <w:numId w:val="5"/>
+        </w:numPr>
+        <w:rPr>
+          <w:lang w:val="en-US"/>
+        </w:rPr>
+      </w:pPr>
+      <w:r>
+        <w:rPr>
+          <w:lang w:val="en-US"/>
+        </w:rPr>
+        <w:t>Low to high technical aptitude</w:t>
+      </w:r>
+    </w:p>
+    <w:p>
+      <w:pPr>
+        <w:pStyle w:val="ListParagraph"/>
+        <w:rPr>
+          <w:lang w:val="en-US"/>
+        </w:rPr>
+      </w:pPr>
+    </w:p>
+    <w:p>
+      <w:pPr>
+        <w:pStyle w:val="ListParagraph"/>
+        <w:rPr>
+          <w:lang w:val="en-US"/>
+        </w:rPr>
+      </w:pPr>
+      <w:r>
+        <w:rPr>
+          <w:lang w:val="en-US"/>
+        </w:rPr>
+        <w:t>The age demographic is anyone from the age of 18 and upwards who are able to make online transactions.</w:t>
       </w:r>
     </w:p>
     <w:p>
@@ -408,6 +486,18 @@
           <w:lang w:val="en-US"/>
         </w:rPr>
         <w:t>There need to be high quality photos to showcase the swords.</w:t>
+      </w:r>
+      <w:r>
+        <w:rPr>
+          <w:lang w:val="en-US"/>
+        </w:rPr>
+        <w:t xml:space="preserve"> The colours used for the site should be black, white, gray, and yellow</w:t>
+      </w:r>
+      <w:r>
+        <w:rPr>
+          <w:lang w:val="en-US"/>
+        </w:rPr>
+        <w:t>.</w:t>
       </w:r>
     </w:p>
     <w:p>
@@ -457,7 +547,7 @@
                     </pic:cNvPicPr>
                   </pic:nvPicPr>
                   <pic:blipFill>
-                    <a:blip r:embed="rId5">
+                    <a:blip r:embed="rId7">
                       <a:extLst>
                         <a:ext uri="{28A0092B-C50C-407E-A947-70E740481C1C}">
                           <a14:useLocalDpi xmlns:a14="http://schemas.microsoft.com/office/drawing/2010/main" val="0"/>
@@ -525,6 +615,345 @@
           <w:lang w:val="en-US"/>
         </w:rPr>
         <w:lastRenderedPageBreak/>
+        <w:t>Home Page</w:t>
+      </w:r>
+    </w:p>
+    <w:p>
+      <w:pPr>
+        <w:rPr>
+          <w:sz w:val="32"/>
+          <w:szCs w:val="32"/>
+          <w:lang w:val="en-US"/>
+        </w:rPr>
+      </w:pPr>
+      <w:r>
+        <w:rPr>
+          <w:noProof/>
+          <w:sz w:val="32"/>
+          <w:szCs w:val="32"/>
+          <w:lang w:val="en-US"/>
+        </w:rPr>
+        <w:drawing>
+          <wp:inline distT="0" distB="0" distL="0" distR="0" wp14:anchorId="7A4F6963" wp14:editId="433BC4C6">
+            <wp:extent cx="5724525" cy="7620000"/>
+            <wp:effectExtent l="0" t="0" r="9525" b="0"/>
+            <wp:docPr id="175526937" name="Picture 2"/>
+            <wp:cNvGraphicFramePr>
+              <a:graphicFrameLocks xmlns:a="http://schemas.openxmlformats.org/drawingml/2006/main" noChangeAspect="1"/>
+            </wp:cNvGraphicFramePr>
+            <a:graphic xmlns:a="http://schemas.openxmlformats.org/drawingml/2006/main">
+              <a:graphicData uri="http://schemas.openxmlformats.org/drawingml/2006/picture">
+                <pic:pic xmlns:pic="http://schemas.openxmlformats.org/drawingml/2006/picture">
+                  <pic:nvPicPr>
+                    <pic:cNvPr id="0" name="Picture 2"/>
+                    <pic:cNvPicPr>
+                      <a:picLocks noChangeAspect="1" noChangeArrowheads="1"/>
+                    </pic:cNvPicPr>
+                  </pic:nvPicPr>
+                  <pic:blipFill>
+                    <a:blip r:embed="rId8">
+                      <a:extLst>
+                        <a:ext uri="{28A0092B-C50C-407E-A947-70E740481C1C}">
+                          <a14:useLocalDpi xmlns:a14="http://schemas.microsoft.com/office/drawing/2010/main" val="0"/>
+                        </a:ext>
+                      </a:extLst>
+                    </a:blip>
+                    <a:srcRect/>
+                    <a:stretch>
+                      <a:fillRect/>
+                    </a:stretch>
+                  </pic:blipFill>
+                  <pic:spPr bwMode="auto">
+                    <a:xfrm>
+                      <a:off x="0" y="0"/>
+                      <a:ext cx="5724525" cy="7620000"/>
+                    </a:xfrm>
+                    <a:prstGeom prst="rect">
+                      <a:avLst/>
+                    </a:prstGeom>
+                    <a:noFill/>
+                    <a:ln>
+                      <a:noFill/>
+                    </a:ln>
+                  </pic:spPr>
+                </pic:pic>
+              </a:graphicData>
+            </a:graphic>
+          </wp:inline>
+        </w:drawing>
+      </w:r>
+    </w:p>
+    <w:p>
+      <w:pPr>
+        <w:rPr>
+          <w:sz w:val="32"/>
+          <w:szCs w:val="32"/>
+          <w:lang w:val="en-US"/>
+        </w:rPr>
+      </w:pPr>
+    </w:p>
+    <w:p>
+      <w:pPr>
+        <w:rPr>
+          <w:sz w:val="32"/>
+          <w:szCs w:val="32"/>
+          <w:lang w:val="en-US"/>
+        </w:rPr>
+      </w:pPr>
+      <w:r>
+        <w:rPr>
+          <w:sz w:val="32"/>
+          <w:szCs w:val="32"/>
+          <w:lang w:val="en-US"/>
+        </w:rPr>
+        <w:lastRenderedPageBreak/>
+        <w:t>Product List Pages</w:t>
+      </w:r>
+      <w:r>
+        <w:rPr>
+          <w:noProof/>
+          <w:sz w:val="32"/>
+          <w:szCs w:val="32"/>
+          <w:lang w:val="en-US"/>
+        </w:rPr>
+        <w:drawing>
+          <wp:inline distT="0" distB="0" distL="0" distR="0" wp14:anchorId="33FAEC5F" wp14:editId="53581885">
+            <wp:extent cx="5381625" cy="4168595"/>
+            <wp:effectExtent l="0" t="0" r="0" b="3810"/>
+            <wp:docPr id="1342828964" name="Picture 3"/>
+            <wp:cNvGraphicFramePr>
+              <a:graphicFrameLocks xmlns:a="http://schemas.openxmlformats.org/drawingml/2006/main" noChangeAspect="1"/>
+            </wp:cNvGraphicFramePr>
+            <a:graphic xmlns:a="http://schemas.openxmlformats.org/drawingml/2006/main">
+              <a:graphicData uri="http://schemas.openxmlformats.org/drawingml/2006/picture">
+                <pic:pic xmlns:pic="http://schemas.openxmlformats.org/drawingml/2006/picture">
+                  <pic:nvPicPr>
+                    <pic:cNvPr id="0" name="Picture 3"/>
+                    <pic:cNvPicPr>
+                      <a:picLocks noChangeAspect="1" noChangeArrowheads="1"/>
+                    </pic:cNvPicPr>
+                  </pic:nvPicPr>
+                  <pic:blipFill>
+                    <a:blip r:embed="rId9">
+                      <a:extLst>
+                        <a:ext uri="{28A0092B-C50C-407E-A947-70E740481C1C}">
+                          <a14:useLocalDpi xmlns:a14="http://schemas.microsoft.com/office/drawing/2010/main" val="0"/>
+                        </a:ext>
+                      </a:extLst>
+                    </a:blip>
+                    <a:srcRect/>
+                    <a:stretch>
+                      <a:fillRect/>
+                    </a:stretch>
+                  </pic:blipFill>
+                  <pic:spPr bwMode="auto">
+                    <a:xfrm>
+                      <a:off x="0" y="0"/>
+                      <a:ext cx="5388307" cy="4173771"/>
+                    </a:xfrm>
+                    <a:prstGeom prst="rect">
+                      <a:avLst/>
+                    </a:prstGeom>
+                    <a:noFill/>
+                    <a:ln>
+                      <a:noFill/>
+                    </a:ln>
+                  </pic:spPr>
+                </pic:pic>
+              </a:graphicData>
+            </a:graphic>
+          </wp:inline>
+        </w:drawing>
+      </w:r>
+    </w:p>
+    <w:p>
+      <w:pPr>
+        <w:rPr>
+          <w:sz w:val="32"/>
+          <w:szCs w:val="32"/>
+          <w:lang w:val="en-US"/>
+        </w:rPr>
+      </w:pPr>
+      <w:r>
+        <w:rPr>
+          <w:sz w:val="32"/>
+          <w:szCs w:val="32"/>
+          <w:lang w:val="en-US"/>
+        </w:rPr>
+        <w:t>Supplementary Products</w:t>
+      </w:r>
+    </w:p>
+    <w:p>
+      <w:pPr>
+        <w:rPr>
+          <w:sz w:val="32"/>
+          <w:szCs w:val="32"/>
+          <w:lang w:val="en-US"/>
+        </w:rPr>
+      </w:pPr>
+      <w:r>
+        <w:rPr>
+          <w:noProof/>
+          <w:sz w:val="32"/>
+          <w:szCs w:val="32"/>
+          <w:lang w:val="en-US"/>
+        </w:rPr>
+        <w:drawing>
+          <wp:inline distT="0" distB="0" distL="0" distR="0" wp14:anchorId="71D0181F" wp14:editId="27456455">
+            <wp:extent cx="4814888" cy="3729601"/>
+            <wp:effectExtent l="0" t="0" r="5080" b="4445"/>
+            <wp:docPr id="35009214" name="Picture 4"/>
+            <wp:cNvGraphicFramePr>
+              <a:graphicFrameLocks xmlns:a="http://schemas.openxmlformats.org/drawingml/2006/main" noChangeAspect="1"/>
+            </wp:cNvGraphicFramePr>
+            <a:graphic xmlns:a="http://schemas.openxmlformats.org/drawingml/2006/main">
+              <a:graphicData uri="http://schemas.openxmlformats.org/drawingml/2006/picture">
+                <pic:pic xmlns:pic="http://schemas.openxmlformats.org/drawingml/2006/picture">
+                  <pic:nvPicPr>
+                    <pic:cNvPr id="0" name="Picture 4"/>
+                    <pic:cNvPicPr>
+                      <a:picLocks noChangeAspect="1" noChangeArrowheads="1"/>
+                    </pic:cNvPicPr>
+                  </pic:nvPicPr>
+                  <pic:blipFill>
+                    <a:blip r:embed="rId10">
+                      <a:extLst>
+                        <a:ext uri="{28A0092B-C50C-407E-A947-70E740481C1C}">
+                          <a14:useLocalDpi xmlns:a14="http://schemas.microsoft.com/office/drawing/2010/main" val="0"/>
+                        </a:ext>
+                      </a:extLst>
+                    </a:blip>
+                    <a:srcRect/>
+                    <a:stretch>
+                      <a:fillRect/>
+                    </a:stretch>
+                  </pic:blipFill>
+                  <pic:spPr bwMode="auto">
+                    <a:xfrm>
+                      <a:off x="0" y="0"/>
+                      <a:ext cx="4827683" cy="3739512"/>
+                    </a:xfrm>
+                    <a:prstGeom prst="rect">
+                      <a:avLst/>
+                    </a:prstGeom>
+                    <a:noFill/>
+                    <a:ln>
+                      <a:noFill/>
+                    </a:ln>
+                  </pic:spPr>
+                </pic:pic>
+              </a:graphicData>
+            </a:graphic>
+          </wp:inline>
+        </w:drawing>
+      </w:r>
+    </w:p>
+    <w:p>
+      <w:pPr>
+        <w:rPr>
+          <w:sz w:val="32"/>
+          <w:szCs w:val="32"/>
+          <w:lang w:val="en-US"/>
+        </w:rPr>
+      </w:pPr>
+      <w:r>
+        <w:rPr>
+          <w:sz w:val="32"/>
+          <w:szCs w:val="32"/>
+          <w:lang w:val="en-US"/>
+        </w:rPr>
+        <w:lastRenderedPageBreak/>
+        <w:t>FeedBack</w:t>
+      </w:r>
+    </w:p>
+    <w:p>
+      <w:pPr>
+        <w:rPr>
+          <w:sz w:val="32"/>
+          <w:szCs w:val="32"/>
+          <w:lang w:val="en-US"/>
+        </w:rPr>
+      </w:pPr>
+      <w:r>
+        <w:rPr>
+          <w:noProof/>
+          <w:sz w:val="32"/>
+          <w:szCs w:val="32"/>
+          <w:lang w:val="en-US"/>
+        </w:rPr>
+        <w:drawing>
+          <wp:inline distT="0" distB="0" distL="0" distR="0" wp14:anchorId="7297034B" wp14:editId="27DF1D3A">
+            <wp:extent cx="5724525" cy="4434205"/>
+            <wp:effectExtent l="0" t="0" r="9525" b="4445"/>
+            <wp:docPr id="1924630170" name="Picture 5"/>
+            <wp:cNvGraphicFramePr>
+              <a:graphicFrameLocks xmlns:a="http://schemas.openxmlformats.org/drawingml/2006/main" noChangeAspect="1"/>
+            </wp:cNvGraphicFramePr>
+            <a:graphic xmlns:a="http://schemas.openxmlformats.org/drawingml/2006/main">
+              <a:graphicData uri="http://schemas.openxmlformats.org/drawingml/2006/picture">
+                <pic:pic xmlns:pic="http://schemas.openxmlformats.org/drawingml/2006/picture">
+                  <pic:nvPicPr>
+                    <pic:cNvPr id="0" name="Picture 5"/>
+                    <pic:cNvPicPr>
+                      <a:picLocks noChangeAspect="1" noChangeArrowheads="1"/>
+                    </pic:cNvPicPr>
+                  </pic:nvPicPr>
+                  <pic:blipFill>
+                    <a:blip r:embed="rId11">
+                      <a:extLst>
+                        <a:ext uri="{28A0092B-C50C-407E-A947-70E740481C1C}">
+                          <a14:useLocalDpi xmlns:a14="http://schemas.microsoft.com/office/drawing/2010/main" val="0"/>
+                        </a:ext>
+                      </a:extLst>
+                    </a:blip>
+                    <a:srcRect/>
+                    <a:stretch>
+                      <a:fillRect/>
+                    </a:stretch>
+                  </pic:blipFill>
+                  <pic:spPr bwMode="auto">
+                    <a:xfrm>
+                      <a:off x="0" y="0"/>
+                      <a:ext cx="5724525" cy="4434205"/>
+                    </a:xfrm>
+                    <a:prstGeom prst="rect">
+                      <a:avLst/>
+                    </a:prstGeom>
+                    <a:noFill/>
+                    <a:ln>
+                      <a:noFill/>
+                    </a:ln>
+                  </pic:spPr>
+                </pic:pic>
+              </a:graphicData>
+            </a:graphic>
+          </wp:inline>
+        </w:drawing>
+      </w:r>
+    </w:p>
+    <w:p>
+      <w:pPr>
+        <w:rPr>
+          <w:sz w:val="32"/>
+          <w:szCs w:val="32"/>
+          <w:lang w:val="en-US"/>
+        </w:rPr>
+      </w:pPr>
+    </w:p>
+    <w:p>
+      <w:pPr>
+        <w:rPr>
+          <w:sz w:val="32"/>
+          <w:szCs w:val="32"/>
+          <w:lang w:val="en-US"/>
+        </w:rPr>
+      </w:pPr>
+      <w:r>
+        <w:rPr>
+          <w:sz w:val="32"/>
+          <w:szCs w:val="32"/>
+          <w:lang w:val="en-US"/>
+        </w:rPr>
         <w:t>Technical Brief:</w:t>
       </w:r>
     </w:p>
@@ -620,6 +1049,12 @@
           <w:lang w:val="en-US"/>
         </w:rPr>
       </w:pPr>
+      <w:r>
+        <w:rPr>
+          <w:lang w:val="en-US"/>
+        </w:rPr>
+        <w:t>An extension in visual studio code to view the website and changes happening to it in real time as I write the code</w:t>
+      </w:r>
     </w:p>
     <w:p>
       <w:pPr>
@@ -642,15 +1077,31 @@
     <w:p>
       <w:pPr>
         <w:pStyle w:val="ListParagraph"/>
-        <w:rPr>
-          <w:lang w:val="en-US"/>
-        </w:rPr>
-      </w:pPr>
-      <w:r>
-        <w:rPr>
-          <w:lang w:val="en-US"/>
-        </w:rPr>
-        <w:t>-</w:t>
+        <w:numPr>
+          <w:ilvl w:val="0"/>
+          <w:numId w:val="5"/>
+        </w:numPr>
+        <w:rPr>
+          <w:lang w:val="en-US"/>
+        </w:rPr>
+      </w:pPr>
+      <w:r>
+        <w:rPr>
+          <w:lang w:val="en-US"/>
+        </w:rPr>
+        <w:t>I used photoshop to design</w:t>
+      </w:r>
+      <w:r>
+        <w:rPr>
+          <w:lang w:val="en-US"/>
+        </w:rPr>
+        <w:t xml:space="preserve"> </w:t>
+      </w:r>
+      <w:r>
+        <w:rPr>
+          <w:lang w:val="en-US"/>
+        </w:rPr>
+        <w:t>the wireframes</w:t>
       </w:r>
     </w:p>
     <w:p>
@@ -674,15 +1125,19 @@
     <w:p>
       <w:pPr>
         <w:pStyle w:val="ListParagraph"/>
-        <w:rPr>
-          <w:lang w:val="en-US"/>
-        </w:rPr>
-      </w:pPr>
-      <w:r>
-        <w:rPr>
-          <w:lang w:val="en-US"/>
-        </w:rPr>
-        <w:t>-</w:t>
+        <w:numPr>
+          <w:ilvl w:val="0"/>
+          <w:numId w:val="5"/>
+        </w:numPr>
+        <w:rPr>
+          <w:lang w:val="en-US"/>
+        </w:rPr>
+      </w:pPr>
+      <w:r>
+        <w:rPr>
+          <w:lang w:val="en-US"/>
+        </w:rPr>
+        <w:t>I used bootstrap to design certain functions and sections of the website pages</w:t>
       </w:r>
     </w:p>
     <w:p>
@@ -703,6 +1158,7 @@
         <w:rPr>
           <w:lang w:val="en-US"/>
         </w:rPr>
+        <w:lastRenderedPageBreak/>
         <w:t xml:space="preserve"> </w:t>
       </w:r>
     </w:p>
@@ -714,6 +1170,56 @@
     </w:sectPr>
   </w:body>
 </w:document>
+</file>
+
+<file path=word/endnotes.xml><?xml version="1.0" encoding="utf-8"?>
+<w:endnotes xmlns:wpc="http://schemas.microsoft.com/office/word/2010/wordprocessingCanvas" xmlns:cx="http://schemas.microsoft.com/office/drawing/2014/chartex" xmlns:cx1="http://schemas.microsoft.com/office/drawing/2015/9/8/chartex" xmlns:cx2="http://schemas.microsoft.com/office/drawing/2015/10/21/chartex" xmlns:cx3="http://schemas.microsoft.com/office/drawing/2016/5/9/chartex" xmlns:cx4="http://schemas.microsoft.com/office/drawing/2016/5/10/chartex" xmlns:cx5="http://schemas.microsoft.com/office/drawing/2016/5/11/chartex" xmlns:cx6="http://schemas.microsoft.com/office/drawing/2016/5/12/chartex" xmlns:cx7="http://schemas.microsoft.com/office/drawing/2016/5/13/chartex" xmlns:cx8="http://schemas.microsoft.com/office/drawing/2016/5/14/chartex" xmlns:mc="http://schemas.openxmlformats.org/markup-compatibility/2006" xmlns:aink="http://schemas.microsoft.com/office/drawing/2016/ink" xmlns:am3d="http://schemas.microsoft.com/office/drawing/2017/model3d" xmlns:o="urn:schemas-microsoft-com:office:office" xmlns:oel="http://schemas.microsoft.com/office/2019/extlst" xmlns:r="http://schemas.openxmlformats.org/officeDocument/2006/relationships" xmlns:m="http://schemas.openxmlformats.org/officeDocument/2006/math" xmlns:v="urn:schemas-microsoft-com:vml" xmlns:wp14="http://schemas.microsoft.com/office/word/2010/wordprocessingDrawing" xmlns:wp="http://schemas.openxmlformats.org/drawingml/2006/wordprocessingDrawing" xmlns:w10="urn:schemas-microsoft-com:office:word" xmlns:w="http://schemas.openxmlformats.org/wordprocessingml/2006/main" xmlns:w14="http://schemas.microsoft.com/office/word/2010/wordml" xmlns:w15="http://schemas.microsoft.com/office/word/2012/wordml" xmlns:w16cex="http://schemas.microsoft.com/office/word/2018/wordml/cex" xmlns:w16cid="http://schemas.microsoft.com/office/word/2016/wordml/cid" xmlns:w16="http://schemas.microsoft.com/office/word/2018/wordml" xmlns:w16du="http://schemas.microsoft.com/office/word/2023/wordml/word16du" xmlns:w16sdtdh="http://schemas.microsoft.com/office/word/2020/wordml/sdtdatahash" xmlns:w16sdtfl="http://schemas.microsoft.com/office/word/2024/wordml/sdtformatlock" xmlns:w16se="http://schemas.microsoft.com/office/word/2015/wordml/symex" xmlns:wpg="http://schemas.microsoft.com/office/word/2010/wordprocessingGroup" xmlns:wpi="http://schemas.microsoft.com/office/word/2010/wordprocessingInk" xmlns:wne="http://schemas.microsoft.com/office/word/2006/wordml" xmlns:wps="http://schemas.microsoft.com/office/word/2010/wordprocessingShape" mc:Ignorable="w14 w15 w16se w16cid w16 w16cex w16sdtdh w16sdtfl w16du wp14">
+  <w:endnote w:type="separator" w:id="-1">
+    <w:p>
+      <w:pPr>
+        <w:spacing w:after="0" w:line="240" w:lineRule="auto"/>
+      </w:pPr>
+      <w:r>
+        <w:separator/>
+      </w:r>
+    </w:p>
+  </w:endnote>
+  <w:endnote w:type="continuationSeparator" w:id="0">
+    <w:p>
+      <w:pPr>
+        <w:spacing w:after="0" w:line="240" w:lineRule="auto"/>
+      </w:pPr>
+      <w:r>
+        <w:continuationSeparator/>
+      </w:r>
+    </w:p>
+  </w:endnote>
+</w:endnotes>
+</file>
+
+<file path=word/footnotes.xml><?xml version="1.0" encoding="utf-8"?>
+<w:footnotes xmlns:wpc="http://schemas.microsoft.com/office/word/2010/wordprocessingCanvas" xmlns:cx="http://schemas.microsoft.com/office/drawing/2014/chartex" xmlns:cx1="http://schemas.microsoft.com/office/drawing/2015/9/8/chartex" xmlns:cx2="http://schemas.microsoft.com/office/drawing/2015/10/21/chartex" xmlns:cx3="http://schemas.microsoft.com/office/drawing/2016/5/9/chartex" xmlns:cx4="http://schemas.microsoft.com/office/drawing/2016/5/10/chartex" xmlns:cx5="http://schemas.microsoft.com/office/drawing/2016/5/11/chartex" xmlns:cx6="http://schemas.microsoft.com/office/drawing/2016/5/12/chartex" xmlns:cx7="http://schemas.microsoft.com/office/drawing/2016/5/13/chartex" xmlns:cx8="http://schemas.microsoft.com/office/drawing/2016/5/14/chartex" xmlns:mc="http://schemas.openxmlformats.org/markup-compatibility/2006" xmlns:aink="http://schemas.microsoft.com/office/drawing/2016/ink" xmlns:am3d="http://schemas.microsoft.com/office/drawing/2017/model3d" xmlns:o="urn:schemas-microsoft-com:office:office" xmlns:oel="http://schemas.microsoft.com/office/2019/extlst" xmlns:r="http://schemas.openxmlformats.org/officeDocument/2006/relationships" xmlns:m="http://schemas.openxmlformats.org/officeDocument/2006/math" xmlns:v="urn:schemas-microsoft-com:vml" xmlns:wp14="http://schemas.microsoft.com/office/word/2010/wordprocessingDrawing" xmlns:wp="http://schemas.openxmlformats.org/drawingml/2006/wordprocessingDrawing" xmlns:w10="urn:schemas-microsoft-com:office:word" xmlns:w="http://schemas.openxmlformats.org/wordprocessingml/2006/main" xmlns:w14="http://schemas.microsoft.com/office/word/2010/wordml" xmlns:w15="http://schemas.microsoft.com/office/word/2012/wordml" xmlns:w16cex="http://schemas.microsoft.com/office/word/2018/wordml/cex" xmlns:w16cid="http://schemas.microsoft.com/office/word/2016/wordml/cid" xmlns:w16="http://schemas.microsoft.com/office/word/2018/wordml" xmlns:w16du="http://schemas.microsoft.com/office/word/2023/wordml/word16du" xmlns:w16sdtdh="http://schemas.microsoft.com/office/word/2020/wordml/sdtdatahash" xmlns:w16sdtfl="http://schemas.microsoft.com/office/word/2024/wordml/sdtformatlock" xmlns:w16se="http://schemas.microsoft.com/office/word/2015/wordml/symex" xmlns:wpg="http://schemas.microsoft.com/office/word/2010/wordprocessingGroup" xmlns:wpi="http://schemas.microsoft.com/office/word/2010/wordprocessingInk" xmlns:wne="http://schemas.microsoft.com/office/word/2006/wordml" xmlns:wps="http://schemas.microsoft.com/office/word/2010/wordprocessingShape" mc:Ignorable="w14 w15 w16se w16cid w16 w16cex w16sdtdh w16sdtfl w16du wp14">
+  <w:footnote w:type="separator" w:id="-1">
+    <w:p>
+      <w:pPr>
+        <w:spacing w:after="0" w:line="240" w:lineRule="auto"/>
+      </w:pPr>
+      <w:r>
+        <w:separator/>
+      </w:r>
+    </w:p>
+  </w:footnote>
+  <w:footnote w:type="continuationSeparator" w:id="0">
+    <w:p>
+      <w:pPr>
+        <w:spacing w:after="0" w:line="240" w:lineRule="auto"/>
+      </w:pPr>
+      <w:r>
+        <w:continuationSeparator/>
+      </w:r>
+    </w:p>
+  </w:footnote>
+</w:footnotes>
 </file>
 
 <file path=word/numbering.xml><?xml version="1.0" encoding="utf-8"?>
@@ -2121,6 +2627,50 @@
       <w:spacing w:val="5"/>
     </w:rPr>
   </w:style>
+  <w:style w:type="paragraph" w:styleId="Header">
+    <w:name w:val="header"/>
+    <w:basedOn w:val="Normal"/>
+    <w:link w:val="HeaderChar"/>
+    <w:uiPriority w:val="99"/>
+    <w:unhideWhenUsed/>
+    <w:rsid w:val="001E1866"/>
+    <w:pPr>
+      <w:tabs>
+        <w:tab w:val="center" w:pos="4513"/>
+        <w:tab w:val="right" w:pos="9026"/>
+      </w:tabs>
+      <w:spacing w:after="0" w:line="240" w:lineRule="auto"/>
+    </w:pPr>
+  </w:style>
+  <w:style w:type="character" w:customStyle="1" w:styleId="HeaderChar">
+    <w:name w:val="Header Char"/>
+    <w:basedOn w:val="DefaultParagraphFont"/>
+    <w:link w:val="Header"/>
+    <w:uiPriority w:val="99"/>
+    <w:rsid w:val="001E1866"/>
+  </w:style>
+  <w:style w:type="paragraph" w:styleId="Footer">
+    <w:name w:val="footer"/>
+    <w:basedOn w:val="Normal"/>
+    <w:link w:val="FooterChar"/>
+    <w:uiPriority w:val="99"/>
+    <w:unhideWhenUsed/>
+    <w:rsid w:val="001E1866"/>
+    <w:pPr>
+      <w:tabs>
+        <w:tab w:val="center" w:pos="4513"/>
+        <w:tab w:val="right" w:pos="9026"/>
+      </w:tabs>
+      <w:spacing w:after="0" w:line="240" w:lineRule="auto"/>
+    </w:pPr>
+  </w:style>
+  <w:style w:type="character" w:customStyle="1" w:styleId="FooterChar">
+    <w:name w:val="Footer Char"/>
+    <w:basedOn w:val="DefaultParagraphFont"/>
+    <w:link w:val="Footer"/>
+    <w:uiPriority w:val="99"/>
+    <w:rsid w:val="001E1866"/>
+  </w:style>
 </w:styles>
 </file>
 
